--- a/Git Assessment 1.docx
+++ b/Git Assessment 1.docx
@@ -8,14 +8,54 @@
       </w:r>
     </w:p>
     <w:p>
-      <w:r>
-        <w:t>1. Create a new folder named intern-portfolio.</w:t>
-      </w:r>
-    </w:p>
-    <w:p>
-      <w:r>
-        <w:t>2. Initialize it as a Git repository.</w:t>
-      </w:r>
+      <w:pPr>
+        <w:pStyle w:val="ListParagraph"/>
+        <w:numPr>
+          <w:ilvl w:val="0"/>
+          <w:numId w:val="2"/>
+        </w:numPr>
+      </w:pPr>
+      <w:r>
+        <w:t>Create a new folder named intern-portfolio.</w:t>
+      </w:r>
+    </w:p>
+    <w:p>
+      <w:proofErr w:type="spellStart"/>
+      <w:r>
+        <w:t>Mkdir</w:t>
+      </w:r>
+      <w:proofErr w:type="spellEnd"/>
+      <w:r>
+        <w:t xml:space="preserve"> </w:t>
+      </w:r>
+      <w:r>
+        <w:t>intern-portfolio</w:t>
+      </w:r>
+    </w:p>
+    <w:p>
+      <w:pPr>
+        <w:pStyle w:val="ListParagraph"/>
+        <w:numPr>
+          <w:ilvl w:val="0"/>
+          <w:numId w:val="2"/>
+        </w:numPr>
+      </w:pPr>
+      <w:r>
+        <w:t>Initialize it as a Git repository.</w:t>
+      </w:r>
+    </w:p>
+    <w:p>
+      <w:pPr>
+        <w:ind w:left="360"/>
+      </w:pPr>
+      <w:r>
+        <w:t xml:space="preserve">Git </w:t>
+      </w:r>
+      <w:proofErr w:type="spellStart"/>
+      <w:r>
+        <w:t>init</w:t>
+      </w:r>
+      <w:proofErr w:type="spellEnd"/>
     </w:p>
     <w:p>
       <w:r>
@@ -24,6 +64,9 @@
     </w:p>
     <w:p>
       <w:r>
+        <w:rPr>
+          <w:noProof/>
+        </w:rPr>
         <w:drawing>
           <wp:inline distT="0" distB="0" distL="0" distR="0" wp14:anchorId="0A3391E6" wp14:editId="1175C036">
             <wp:extent cx="2437518" cy="2025144"/>
@@ -63,12 +106,63 @@
     </w:p>
     <w:p>
       <w:r>
+        <w:t>Git config</w:t>
+      </w:r>
+      <w:r>
+        <w:t xml:space="preserve"> --</w:t>
+      </w:r>
+      <w:r>
+        <w:t>global user.name “Vraj”</w:t>
+      </w:r>
+    </w:p>
+    <w:p>
+      <w:r>
+        <w:t xml:space="preserve">Git config </w:t>
+      </w:r>
+      <w:r>
+        <w:t>--</w:t>
+      </w:r>
+      <w:r>
+        <w:t xml:space="preserve">global user.name </w:t>
+      </w:r>
+      <w:hyperlink r:id="rId6" w:history="1">
+        <w:r>
+          <w:rPr>
+            <w:rStyle w:val="Hyperlink"/>
+          </w:rPr>
+          <w:t>vrajnakum11@gmail.com</w:t>
+        </w:r>
+      </w:hyperlink>
+    </w:p>
+    <w:p>
+      <w:r>
+        <w:t xml:space="preserve">Git </w:t>
+      </w:r>
+      <w:r>
+        <w:t>config --list</w:t>
+      </w:r>
+    </w:p>
+    <w:p/>
+    <w:p>
+      <w:r>
         <w:t>4. Verify that initialization was successful.</w:t>
       </w:r>
     </w:p>
-    <w:p/>
-    <w:p>
-      <w:r>
+    <w:p>
+      <w:r>
+        <w:t xml:space="preserve">Git </w:t>
+      </w:r>
+      <w:proofErr w:type="spellStart"/>
+      <w:r>
+        <w:t>init</w:t>
+      </w:r>
+      <w:proofErr w:type="spellEnd"/>
+    </w:p>
+    <w:p>
+      <w:r>
+        <w:rPr>
+          <w:noProof/>
+        </w:rPr>
         <w:drawing>
           <wp:inline distT="0" distB="0" distL="0" distR="0" wp14:anchorId="1E898C90" wp14:editId="04721A75">
             <wp:extent cx="5731510" cy="1457325"/>
@@ -85,7 +179,7 @@
                     <pic:cNvPicPr/>
                   </pic:nvPicPr>
                   <pic:blipFill>
-                    <a:blip r:embed="rId6"/>
+                    <a:blip r:embed="rId7"/>
                     <a:stretch>
                       <a:fillRect/>
                     </a:stretch>
@@ -124,12 +218,56 @@
     </w:p>
     <w:p>
       <w:r>
-        <w:t>2. Check the status of your repository.</w:t>
+        <w:t>Index.html</w:t>
       </w:r>
     </w:p>
     <w:p>
       <w:r>
         <w:lastRenderedPageBreak/>
+        <w:t>&lt;html&gt;</w:t>
+      </w:r>
+    </w:p>
+    <w:p>
+      <w:r>
+        <w:t>&lt;body&gt; &lt;p&gt; Vraj Nakum &lt;/</w:t>
+      </w:r>
+      <w:r>
+        <w:t>p</w:t>
+      </w:r>
+      <w:r>
+        <w:t>&gt;</w:t>
+      </w:r>
+    </w:p>
+    <w:p>
+      <w:r>
+        <w:t>&lt;/body&gt;&lt;/html&gt;</w:t>
+      </w:r>
+    </w:p>
+    <w:p>
+      <w:pPr>
+        <w:pStyle w:val="ListParagraph"/>
+        <w:numPr>
+          <w:ilvl w:val="0"/>
+          <w:numId w:val="2"/>
+        </w:numPr>
+      </w:pPr>
+      <w:r>
+        <w:t>Check the status of your repository.</w:t>
+      </w:r>
+    </w:p>
+    <w:p>
+      <w:pPr>
+        <w:pStyle w:val="ListParagraph"/>
+      </w:pPr>
+      <w:r>
+        <w:t>Git status</w:t>
+      </w:r>
+    </w:p>
+    <w:p>
+      <w:r>
+        <w:rPr>
+          <w:noProof/>
+        </w:rPr>
         <w:drawing>
           <wp:inline distT="0" distB="0" distL="0" distR="0" wp14:anchorId="5554B9C4" wp14:editId="1D049FE2">
             <wp:extent cx="5731510" cy="2513965"/>
@@ -146,7 +284,7 @@
                     <pic:cNvPicPr/>
                   </pic:nvPicPr>
                   <pic:blipFill>
-                    <a:blip r:embed="rId7"/>
+                    <a:blip r:embed="rId8"/>
                     <a:stretch>
                       <a:fillRect/>
                     </a:stretch>
@@ -168,17 +306,91 @@
       </w:r>
     </w:p>
     <w:p>
-      <w:r>
-        <w:t>3. Stage index.html and about.txt, then commit them with a meaningful commit message.</w:t>
-      </w:r>
-    </w:p>
-    <w:p>
-      <w:r>
-        <w:t>4. Stage and commit notes.md separately with another meaningful commit message.</w:t>
-      </w:r>
-    </w:p>
-    <w:p>
-      <w:r>
+      <w:pPr>
+        <w:pStyle w:val="ListParagraph"/>
+        <w:numPr>
+          <w:ilvl w:val="0"/>
+          <w:numId w:val="2"/>
+        </w:numPr>
+      </w:pPr>
+      <w:r>
+        <w:t>Stage index.html and about.txt, then commit them with a meaningful commit message.</w:t>
+      </w:r>
+    </w:p>
+    <w:p>
+      <w:pPr>
+        <w:pStyle w:val="ListParagraph"/>
+      </w:pPr>
+      <w:r>
+        <w:t xml:space="preserve">Git add index.html </w:t>
+      </w:r>
+    </w:p>
+    <w:p>
+      <w:pPr>
+        <w:pStyle w:val="ListParagraph"/>
+      </w:pPr>
+      <w:r>
+        <w:t>Git add about.txt</w:t>
+      </w:r>
+    </w:p>
+    <w:p>
+      <w:pPr>
+        <w:pStyle w:val="ListParagraph"/>
+      </w:pPr>
+      <w:r>
+        <w:t>Git commit -m “this is my first Commit”</w:t>
+      </w:r>
+    </w:p>
+    <w:p>
+      <w:pPr>
+        <w:pStyle w:val="ListParagraph"/>
+      </w:pPr>
+    </w:p>
+    <w:p>
+      <w:pPr>
+        <w:pStyle w:val="ListParagraph"/>
+        <w:numPr>
+          <w:ilvl w:val="0"/>
+          <w:numId w:val="2"/>
+        </w:numPr>
+      </w:pPr>
+      <w:r>
+        <w:t>Stage and commit notes.md separately with another meaningful commit message.</w:t>
+      </w:r>
+    </w:p>
+    <w:p>
+      <w:pPr>
+        <w:pStyle w:val="ListParagraph"/>
+      </w:pPr>
+      <w:r>
+        <w:t>Git add notes.md</w:t>
+      </w:r>
+    </w:p>
+    <w:p>
+      <w:pPr>
+        <w:pStyle w:val="ListParagraph"/>
+      </w:pPr>
+      <w:r>
+        <w:t xml:space="preserve">Git commit -m “this is my </w:t>
+      </w:r>
+      <w:r>
+        <w:t>Second</w:t>
+      </w:r>
+      <w:r>
+        <w:t xml:space="preserve"> Commit”</w:t>
+      </w:r>
+    </w:p>
+    <w:p>
+      <w:pPr>
+        <w:pStyle w:val="ListParagraph"/>
+      </w:pPr>
+    </w:p>
+    <w:p>
+      <w:r>
+        <w:rPr>
+          <w:noProof/>
+        </w:rPr>
+        <w:lastRenderedPageBreak/>
         <w:drawing>
           <wp:inline distT="0" distB="0" distL="0" distR="0" wp14:anchorId="0E0319B5" wp14:editId="37A06E87">
             <wp:extent cx="5731510" cy="4592955"/>
@@ -195,7 +407,7 @@
                     <pic:cNvPicPr/>
                   </pic:nvPicPr>
                   <pic:blipFill>
-                    <a:blip r:embed="rId8"/>
+                    <a:blip r:embed="rId9"/>
                     <a:stretch>
                       <a:fillRect/>
                     </a:stretch>
@@ -221,10 +433,16 @@
         <w:t>5. View your commit history.</w:t>
       </w:r>
     </w:p>
-    <w:p/>
-    <w:p>
-      <w:r>
-        <w:lastRenderedPageBreak/>
+    <w:p>
+      <w:r>
+        <w:t>Git log</w:t>
+      </w:r>
+    </w:p>
+    <w:p>
+      <w:r>
+        <w:rPr>
+          <w:noProof/>
+        </w:rPr>
         <w:drawing>
           <wp:inline distT="0" distB="0" distL="0" distR="0" wp14:anchorId="5C18D507" wp14:editId="412BF8BA">
             <wp:extent cx="5731510" cy="2376805"/>
@@ -241,7 +459,7 @@
                     <pic:cNvPicPr/>
                   </pic:nvPicPr>
                   <pic:blipFill>
-                    <a:blip r:embed="rId9"/>
+                    <a:blip r:embed="rId10"/>
                     <a:stretch>
                       <a:fillRect/>
                     </a:stretch>
@@ -269,22 +487,74 @@
       </w:r>
     </w:p>
     <w:p>
-      <w:r>
-        <w:t>1. Create a new public repository on GitHub named intern-portfolio.</w:t>
-      </w:r>
-    </w:p>
-    <w:p>
-      <w:r>
-        <w:t>2. Connect your local repository to the GitHub repository.</w:t>
-      </w:r>
-    </w:p>
-    <w:p>
-      <w:r>
-        <w:t>3. Push your local main branch to GitHub.</w:t>
-      </w:r>
-    </w:p>
-    <w:p>
-      <w:r>
+      <w:pPr>
+        <w:pStyle w:val="ListParagraph"/>
+        <w:numPr>
+          <w:ilvl w:val="0"/>
+          <w:numId w:val="3"/>
+        </w:numPr>
+      </w:pPr>
+      <w:r>
+        <w:t>Create a new public repository on GitHub named intern-portfolio.</w:t>
+      </w:r>
+    </w:p>
+    <w:p>
+      <w:pPr>
+        <w:pStyle w:val="ListParagraph"/>
+      </w:pPr>
+      <w:r>
+        <w:t xml:space="preserve">New repository on Git hub </w:t>
+      </w:r>
+    </w:p>
+    <w:p>
+      <w:pPr>
+        <w:pStyle w:val="ListParagraph"/>
+        <w:numPr>
+          <w:ilvl w:val="0"/>
+          <w:numId w:val="3"/>
+        </w:numPr>
+      </w:pPr>
+      <w:r>
+        <w:lastRenderedPageBreak/>
+        <w:t>Connect your local repository to the GitHub repository.</w:t>
+      </w:r>
+    </w:p>
+    <w:p>
+      <w:pPr>
+        <w:pStyle w:val="ListParagraph"/>
+      </w:pPr>
+      <w:r>
+        <w:t>Git remote add origin https://github.com/VrajNakum/intern-portfolio.git</w:t>
+      </w:r>
+    </w:p>
+    <w:p>
+      <w:pPr>
+        <w:pStyle w:val="ListParagraph"/>
+        <w:numPr>
+          <w:ilvl w:val="0"/>
+          <w:numId w:val="3"/>
+        </w:numPr>
+      </w:pPr>
+      <w:r>
+        <w:t>Push your local main branch to GitHub.</w:t>
+      </w:r>
+    </w:p>
+    <w:p>
+      <w:pPr>
+        <w:pStyle w:val="ListParagraph"/>
+      </w:pPr>
+      <w:r>
+        <w:t xml:space="preserve">Git push </w:t>
+      </w:r>
+      <w:r>
+        <w:t>-u origin main</w:t>
+      </w:r>
+    </w:p>
+    <w:p>
+      <w:r>
+        <w:rPr>
+          <w:noProof/>
+        </w:rPr>
         <w:drawing>
           <wp:inline distT="0" distB="0" distL="0" distR="0" wp14:anchorId="1AC66016" wp14:editId="5B3D5AAF">
             <wp:extent cx="5731510" cy="2541905"/>
@@ -301,7 +571,7 @@
                     <pic:cNvPicPr/>
                   </pic:nvPicPr>
                   <pic:blipFill>
-                    <a:blip r:embed="rId10"/>
+                    <a:blip r:embed="rId11"/>
                     <a:stretch>
                       <a:fillRect/>
                     </a:stretch>
@@ -323,18 +593,43 @@
       </w:r>
     </w:p>
     <w:p>
-      <w:r>
-        <w:t>4. Confirm on GitHub.com that all your files and commit history are visible.</w:t>
-      </w:r>
-    </w:p>
-    <w:p>
-      <w:r>
-        <w:t>git add README.md</w:t>
-      </w:r>
-    </w:p>
-    <w:p>
-      <w:r>
-        <w:lastRenderedPageBreak/>
+      <w:pPr>
+        <w:pStyle w:val="ListParagraph"/>
+        <w:numPr>
+          <w:ilvl w:val="0"/>
+          <w:numId w:val="3"/>
+        </w:numPr>
+      </w:pPr>
+      <w:r>
+        <w:t>Confirm on GitHub.com that all your files and commit history are visible.</w:t>
+      </w:r>
+    </w:p>
+    <w:p>
+      <w:pPr>
+        <w:pStyle w:val="ListParagraph"/>
+      </w:pPr>
+      <w:r>
+        <w:t xml:space="preserve">Open </w:t>
+      </w:r>
+      <w:proofErr w:type="spellStart"/>
+      <w:r>
+        <w:t>github</w:t>
+      </w:r>
+      <w:proofErr w:type="spellEnd"/>
+      <w:r>
+        <w:t xml:space="preserve"> on the google </w:t>
+      </w:r>
+      <w:proofErr w:type="spellStart"/>
+      <w:r>
+        <w:t>chorme</w:t>
+      </w:r>
+      <w:proofErr w:type="spellEnd"/>
+    </w:p>
+    <w:p>
+      <w:r>
+        <w:rPr>
+          <w:noProof/>
+        </w:rPr>
         <w:drawing>
           <wp:inline distT="0" distB="0" distL="0" distR="0" wp14:anchorId="2CD03530" wp14:editId="7E778226">
             <wp:extent cx="5731510" cy="2233930"/>
@@ -351,7 +646,7 @@
                     <pic:cNvPicPr/>
                   </pic:nvPicPr>
                   <pic:blipFill>
-                    <a:blip r:embed="rId11"/>
+                    <a:blip r:embed="rId12"/>
                     <a:stretch>
                       <a:fillRect/>
                     </a:stretch>
@@ -395,6 +690,39 @@
         <w:pStyle w:val="ListParagraph"/>
       </w:pPr>
       <w:r>
+        <w:t xml:space="preserve">Git branch </w:t>
+      </w:r>
+      <w:r>
+        <w:t>feature-update</w:t>
+      </w:r>
+    </w:p>
+    <w:p>
+      <w:pPr>
+        <w:pStyle w:val="ListParagraph"/>
+      </w:pPr>
+      <w:r>
+        <w:t xml:space="preserve">Git switch </w:t>
+      </w:r>
+      <w:r>
+        <w:t>feature-update</w:t>
+      </w:r>
+    </w:p>
+    <w:p>
+      <w:pPr>
+        <w:pStyle w:val="ListParagraph"/>
+      </w:pPr>
+      <w:r>
+        <w:t>Git branch</w:t>
+      </w:r>
+    </w:p>
+    <w:p>
+      <w:pPr>
+        <w:pStyle w:val="ListParagraph"/>
+      </w:pPr>
+      <w:r>
+        <w:rPr>
+          <w:noProof/>
+        </w:rPr>
         <w:drawing>
           <wp:inline distT="0" distB="0" distL="0" distR="0" wp14:anchorId="73B419FA" wp14:editId="4ACD6E8B">
             <wp:extent cx="5731510" cy="1212215"/>
@@ -411,7 +739,7 @@
                     <pic:cNvPicPr/>
                   </pic:nvPicPr>
                   <pic:blipFill>
-                    <a:blip r:embed="rId12"/>
+                    <a:blip r:embed="rId13"/>
                     <a:stretch>
                       <a:fillRect/>
                     </a:stretch>
@@ -441,6 +769,7 @@
         </w:numPr>
       </w:pPr>
       <w:r>
+        <w:lastRenderedPageBreak/>
         <w:t>On this branch, add a new section to index.html (for example, a “Skills” section) and edit about.txt.</w:t>
       </w:r>
     </w:p>
@@ -449,6 +778,48 @@
         <w:pStyle w:val="ListParagraph"/>
       </w:pPr>
       <w:r>
+        <w:t>Git add ind</w:t>
+      </w:r>
+      <w:r>
+        <w:t>ex.html</w:t>
+      </w:r>
+    </w:p>
+    <w:p>
+      <w:pPr>
+        <w:pStyle w:val="ListParagraph"/>
+      </w:pPr>
+      <w:r>
+        <w:t>Git add About.txt</w:t>
+      </w:r>
+    </w:p>
+    <w:p>
+      <w:pPr>
+        <w:pStyle w:val="ListParagraph"/>
+      </w:pPr>
+      <w:r>
+        <w:t>Git commit – m “this is my c</w:t>
+      </w:r>
+      <w:r>
+        <w:t>hange in index and about in the branch feature-u</w:t>
+      </w:r>
+      <w:r>
+        <w:t>p</w:t>
+      </w:r>
+      <w:r>
+        <w:t>date</w:t>
+      </w:r>
+      <w:r>
+        <w:t>”</w:t>
+      </w:r>
+    </w:p>
+    <w:p>
+      <w:pPr>
+        <w:pStyle w:val="ListParagraph"/>
+      </w:pPr>
+      <w:r>
+        <w:rPr>
+          <w:noProof/>
+        </w:rPr>
         <w:drawing>
           <wp:inline distT="0" distB="0" distL="0" distR="0" wp14:anchorId="6070BF4A" wp14:editId="458AC309">
             <wp:extent cx="5731510" cy="1493520"/>
@@ -465,7 +836,7 @@
                     <pic:cNvPicPr/>
                   </pic:nvPicPr>
                   <pic:blipFill>
-                    <a:blip r:embed="rId13"/>
+                    <a:blip r:embed="rId14"/>
                     <a:stretch>
                       <a:fillRect/>
                     </a:stretch>
@@ -487,12 +858,52 @@
       </w:r>
     </w:p>
     <w:p>
-      <w:r>
-        <w:t>3. Stage and commit these changes on the feature-update branch.</w:t>
-      </w:r>
-    </w:p>
-    <w:p>
-      <w:r>
+      <w:pPr>
+        <w:pStyle w:val="ListParagraph"/>
+        <w:numPr>
+          <w:ilvl w:val="0"/>
+          <w:numId w:val="1"/>
+        </w:numPr>
+      </w:pPr>
+      <w:r>
+        <w:t>Stage and commit these changes on the feature-update branch.</w:t>
+      </w:r>
+    </w:p>
+    <w:p>
+      <w:pPr>
+        <w:pStyle w:val="ListParagraph"/>
+      </w:pPr>
+      <w:r>
+        <w:t>Git commit – m “this is my change in index and about in the branch feature-u</w:t>
+      </w:r>
+      <w:r>
+        <w:t>p</w:t>
+      </w:r>
+      <w:r>
+        <w:t>date”</w:t>
+      </w:r>
+    </w:p>
+    <w:p>
+      <w:pPr>
+        <w:pStyle w:val="ListParagraph"/>
+      </w:pPr>
+      <w:r>
+        <w:t>Git lo</w:t>
+      </w:r>
+      <w:r>
+        <w:t>g</w:t>
+      </w:r>
+    </w:p>
+    <w:p>
+      <w:pPr>
+        <w:pStyle w:val="ListParagraph"/>
+      </w:pPr>
+    </w:p>
+    <w:p>
+      <w:r>
+        <w:rPr>
+          <w:noProof/>
+        </w:rPr>
         <w:drawing>
           <wp:inline distT="0" distB="0" distL="0" distR="0" wp14:anchorId="6D3D556A" wp14:editId="494FA6AA">
             <wp:extent cx="5731510" cy="1182370"/>
@@ -509,7 +920,7 @@
                     <pic:cNvPicPr/>
                   </pic:nvPicPr>
                   <pic:blipFill>
-                    <a:blip r:embed="rId14"/>
+                    <a:blip r:embed="rId15"/>
                     <a:stretch>
                       <a:fillRect/>
                     </a:stretch>
@@ -547,13 +958,23 @@
       <w:pPr>
         <w:pStyle w:val="ListParagraph"/>
       </w:pPr>
-    </w:p>
-    <w:p>
-      <w:pPr>
-        <w:pStyle w:val="ListParagraph"/>
-      </w:pPr>
-      <w:r>
-        <w:lastRenderedPageBreak/>
+      <w:r>
+        <w:t>Git push -u origin feature-update</w:t>
+      </w:r>
+    </w:p>
+    <w:p>
+      <w:pPr>
+        <w:pStyle w:val="ListParagraph"/>
+      </w:pPr>
+    </w:p>
+    <w:p>
+      <w:pPr>
+        <w:pStyle w:val="ListParagraph"/>
+      </w:pPr>
+      <w:r>
+        <w:rPr>
+          <w:noProof/>
+        </w:rPr>
         <w:drawing>
           <wp:inline distT="0" distB="0" distL="0" distR="0" wp14:anchorId="0A8132D0" wp14:editId="00378484">
             <wp:extent cx="5731510" cy="2498090"/>
@@ -570,7 +991,7 @@
                     <pic:cNvPicPr/>
                   </pic:nvPicPr>
                   <pic:blipFill>
-                    <a:blip r:embed="rId15"/>
+                    <a:blip r:embed="rId16"/>
                     <a:stretch>
                       <a:fillRect/>
                     </a:stretch>
@@ -594,12 +1015,38 @@
     <w:p>
       <w:pPr>
         <w:pStyle w:val="ListParagraph"/>
+      </w:pPr>
+    </w:p>
+    <w:p>
+      <w:pPr>
+        <w:pStyle w:val="ListParagraph"/>
+      </w:pPr>
+    </w:p>
+    <w:p>
+      <w:pPr>
+        <w:pStyle w:val="ListParagraph"/>
+      </w:pPr>
+    </w:p>
+    <w:p>
+      <w:pPr>
+        <w:pStyle w:val="ListParagraph"/>
+      </w:pPr>
+    </w:p>
+    <w:p>
+      <w:pPr>
+        <w:pStyle w:val="ListParagraph"/>
+      </w:pPr>
+    </w:p>
+    <w:p>
+      <w:pPr>
+        <w:pStyle w:val="ListParagraph"/>
         <w:numPr>
           <w:ilvl w:val="0"/>
           <w:numId w:val="1"/>
         </w:numPr>
       </w:pPr>
       <w:r>
+        <w:lastRenderedPageBreak/>
         <w:t>Switch back to the main branch locally and confirm your changes are not present there.</w:t>
       </w:r>
     </w:p>
@@ -607,12 +1054,31 @@
       <w:pPr>
         <w:pStyle w:val="ListParagraph"/>
       </w:pPr>
-    </w:p>
-    <w:p>
-      <w:pPr>
-        <w:pStyle w:val="ListParagraph"/>
-      </w:pPr>
-      <w:r>
+      <w:r>
+        <w:t xml:space="preserve">Git </w:t>
+      </w:r>
+      <w:proofErr w:type="gramStart"/>
+      <w:r>
+        <w:t>switch</w:t>
+      </w:r>
+      <w:proofErr w:type="gramEnd"/>
+      <w:r>
+        <w:t xml:space="preserve"> main</w:t>
+      </w:r>
+    </w:p>
+    <w:p>
+      <w:pPr>
+        <w:pStyle w:val="ListParagraph"/>
+      </w:pPr>
+    </w:p>
+    <w:p>
+      <w:pPr>
+        <w:pStyle w:val="ListParagraph"/>
+      </w:pPr>
+      <w:r>
+        <w:rPr>
+          <w:noProof/>
+        </w:rPr>
         <w:drawing>
           <wp:inline distT="0" distB="0" distL="0" distR="0" wp14:anchorId="0443117D" wp14:editId="1E4A7A98">
             <wp:extent cx="5731510" cy="1868805"/>
@@ -629,7 +1095,7 @@
                     <pic:cNvPicPr/>
                   </pic:nvPicPr>
                   <pic:blipFill>
-                    <a:blip r:embed="rId16"/>
+                    <a:blip r:embed="rId17"/>
                     <a:stretch>
                       <a:fillRect/>
                     </a:stretch>
@@ -667,6 +1133,20 @@
         <w:pStyle w:val="ListParagraph"/>
       </w:pPr>
       <w:r>
+        <w:t>Git merge fea</w:t>
+      </w:r>
+      <w:r>
+        <w:t>ture-update</w:t>
+      </w:r>
+    </w:p>
+    <w:p>
+      <w:pPr>
+        <w:pStyle w:val="ListParagraph"/>
+      </w:pPr>
+      <w:r>
+        <w:rPr>
+          <w:noProof/>
+        </w:rPr>
         <w:drawing>
           <wp:inline distT="0" distB="0" distL="0" distR="0" wp14:anchorId="657B1FE4" wp14:editId="5B0325CB">
             <wp:extent cx="5731510" cy="1525905"/>
@@ -683,7 +1163,7 @@
                     <pic:cNvPicPr/>
                   </pic:nvPicPr>
                   <pic:blipFill>
-                    <a:blip r:embed="rId17"/>
+                    <a:blip r:embed="rId18"/>
                     <a:stretch>
                       <a:fillRect/>
                     </a:stretch>
@@ -720,43 +1200,23 @@
       <w:pPr>
         <w:pStyle w:val="ListParagraph"/>
       </w:pPr>
-    </w:p>
-    <w:p>
-      <w:pPr>
-        <w:pStyle w:val="ListParagraph"/>
-      </w:pPr>
-    </w:p>
-    <w:p>
-      <w:pPr>
-        <w:pStyle w:val="ListParagraph"/>
-      </w:pPr>
-    </w:p>
-    <w:p>
-      <w:pPr>
-        <w:pStyle w:val="ListParagraph"/>
-      </w:pPr>
-    </w:p>
-    <w:p>
-      <w:pPr>
-        <w:pStyle w:val="ListParagraph"/>
-      </w:pPr>
-    </w:p>
-    <w:p>
-      <w:pPr>
-        <w:pStyle w:val="ListParagraph"/>
-      </w:pPr>
-    </w:p>
-    <w:p>
-      <w:pPr>
-        <w:pStyle w:val="ListParagraph"/>
-      </w:pPr>
-    </w:p>
-    <w:p>
-      <w:pPr>
-        <w:pStyle w:val="ListParagraph"/>
-      </w:pPr>
-      <w:r>
-        <w:lastRenderedPageBreak/>
+      <w:r>
+        <w:t>Git push – u origin main</w:t>
+      </w:r>
+    </w:p>
+    <w:p>
+      <w:pPr>
+        <w:pStyle w:val="ListParagraph"/>
+      </w:pPr>
+    </w:p>
+    <w:p>
+      <w:pPr>
+        <w:pStyle w:val="ListParagraph"/>
+      </w:pPr>
+      <w:r>
+        <w:rPr>
+          <w:noProof/>
+        </w:rPr>
         <w:drawing>
           <wp:inline distT="0" distB="0" distL="0" distR="0" wp14:anchorId="430D9655" wp14:editId="2D53E2E7">
             <wp:extent cx="5731510" cy="2108835"/>
@@ -773,7 +1233,7 @@
                     <pic:cNvPicPr/>
                   </pic:nvPicPr>
                   <pic:blipFill>
-                    <a:blip r:embed="rId18"/>
+                    <a:blip r:embed="rId19"/>
                     <a:stretch>
                       <a:fillRect/>
                     </a:stretch>
@@ -810,24 +1270,71 @@
     <w:p>
       <w:pPr>
         <w:pStyle w:val="ListParagraph"/>
-      </w:pPr>
-      <w:r>
-        <w:t>1. Create another branch called feature-contact.</w:t>
-      </w:r>
-    </w:p>
-    <w:p>
-      <w:pPr>
-        <w:pStyle w:val="ListParagraph"/>
-      </w:pPr>
-      <w:r>
-        <w:t>2. Add a new file, contact.txt, with sample contact details.</w:t>
-      </w:r>
-    </w:p>
-    <w:p>
-      <w:pPr>
-        <w:pStyle w:val="ListParagraph"/>
-      </w:pPr>
-      <w:r>
+        <w:numPr>
+          <w:ilvl w:val="0"/>
+          <w:numId w:val="4"/>
+        </w:numPr>
+      </w:pPr>
+      <w:r>
+        <w:t>Create another branch called feature-contact.</w:t>
+      </w:r>
+    </w:p>
+    <w:p>
+      <w:pPr>
+        <w:pStyle w:val="ListParagraph"/>
+        <w:ind w:left="1080"/>
+      </w:pPr>
+      <w:r>
+        <w:t>Git branch feature-</w:t>
+      </w:r>
+      <w:r>
+        <w:t>c</w:t>
+      </w:r>
+      <w:r>
+        <w:t>ontac</w:t>
+      </w:r>
+      <w:r>
+        <w:t>t</w:t>
+      </w:r>
+    </w:p>
+    <w:p>
+      <w:pPr>
+        <w:pStyle w:val="ListParagraph"/>
+        <w:numPr>
+          <w:ilvl w:val="0"/>
+          <w:numId w:val="4"/>
+        </w:numPr>
+      </w:pPr>
+      <w:r>
+        <w:t>Add a new file, contact.txt, with sample contact details.</w:t>
+      </w:r>
+    </w:p>
+    <w:p>
+      <w:pPr>
+        <w:pStyle w:val="ListParagraph"/>
+        <w:ind w:left="1080"/>
+      </w:pPr>
+      <w:r>
+        <w:t xml:space="preserve">Git </w:t>
+      </w:r>
+      <w:proofErr w:type="gramStart"/>
+      <w:r>
+        <w:t xml:space="preserve">add </w:t>
+      </w:r>
+      <w:r>
+        <w:t xml:space="preserve"> Contact.txt</w:t>
+      </w:r>
+      <w:proofErr w:type="gramEnd"/>
+    </w:p>
+    <w:p>
+      <w:pPr>
+        <w:pStyle w:val="ListParagraph"/>
+      </w:pPr>
+      <w:r>
+        <w:rPr>
+          <w:noProof/>
+        </w:rPr>
+        <w:lastRenderedPageBreak/>
         <w:drawing>
           <wp:inline distT="0" distB="0" distL="0" distR="0" wp14:anchorId="3A3837B6" wp14:editId="311A10FB">
             <wp:extent cx="5731510" cy="2123440"/>
@@ -844,7 +1351,7 @@
                     <pic:cNvPicPr/>
                   </pic:nvPicPr>
                   <pic:blipFill>
-                    <a:blip r:embed="rId19"/>
+                    <a:blip r:embed="rId20"/>
                     <a:stretch>
                       <a:fillRect/>
                     </a:stretch>
@@ -877,14 +1384,33 @@
       <w:pPr>
         <w:pStyle w:val="ListParagraph"/>
       </w:pPr>
-    </w:p>
-    <w:p>
-      <w:pPr>
-        <w:pStyle w:val="ListParagraph"/>
-      </w:pPr>
-      <w:r>
-        <w:t>4. On GitHub.com, open a Pull Request from feature-contact into main, with a clear title and description.</w:t>
-      </w:r>
+      <w:r>
+        <w:t>Git push – u origin</w:t>
+      </w:r>
+      <w:r>
+        <w:t xml:space="preserve"> </w:t>
+      </w:r>
+      <w:r>
+        <w:t>feature-contact</w:t>
+      </w:r>
+    </w:p>
+    <w:p>
+      <w:pPr>
+        <w:pStyle w:val="ListParagraph"/>
+        <w:numPr>
+          <w:ilvl w:val="0"/>
+          <w:numId w:val="4"/>
+        </w:numPr>
+      </w:pPr>
+      <w:r>
+        <w:t>On GitHub.com, open a Pull Request from feature-contact into main, with a clear title and description.</w:t>
+      </w:r>
+    </w:p>
+    <w:p>
+      <w:pPr>
+        <w:pStyle w:val="ListParagraph"/>
+        <w:ind w:left="1080"/>
+      </w:pPr>
     </w:p>
     <w:p>
       <w:pPr>
@@ -899,7 +1425,9 @@
         <w:pStyle w:val="ListParagraph"/>
       </w:pPr>
       <w:r>
-        <w:lastRenderedPageBreak/>
+        <w:rPr>
+          <w:noProof/>
+        </w:rPr>
         <w:drawing>
           <wp:inline distT="0" distB="0" distL="0" distR="0" wp14:anchorId="2DB37D7F" wp14:editId="578C8001">
             <wp:extent cx="5731510" cy="3213100"/>
@@ -916,7 +1444,7 @@
                     <pic:cNvPicPr/>
                   </pic:nvPicPr>
                   <pic:blipFill>
-                    <a:blip r:embed="rId20"/>
+                    <a:blip r:embed="rId21"/>
                     <a:stretch>
                       <a:fillRect/>
                     </a:stretch>
@@ -937,6 +1465,220 @@
         </w:drawing>
       </w:r>
     </w:p>
+    <w:p>
+      <w:pPr>
+        <w:pStyle w:val="ListParagraph"/>
+      </w:pPr>
+    </w:p>
+    <w:p>
+      <w:pPr>
+        <w:pStyle w:val="ListParagraph"/>
+      </w:pPr>
+    </w:p>
+    <w:p>
+      <w:pPr>
+        <w:pStyle w:val="ListParagraph"/>
+      </w:pPr>
+    </w:p>
+    <w:p>
+      <w:pPr>
+        <w:pStyle w:val="ListParagraph"/>
+      </w:pPr>
+    </w:p>
+    <w:p>
+      <w:pPr>
+        <w:pStyle w:val="ListParagraph"/>
+      </w:pPr>
+    </w:p>
+    <w:p>
+      <w:pPr>
+        <w:pStyle w:val="ListParagraph"/>
+      </w:pPr>
+    </w:p>
+    <w:p>
+      <w:pPr>
+        <w:pStyle w:val="ListParagraph"/>
+      </w:pPr>
+    </w:p>
+    <w:p>
+      <w:pPr>
+        <w:pStyle w:val="ListParagraph"/>
+      </w:pPr>
+    </w:p>
+    <w:p>
+      <w:pPr>
+        <w:pStyle w:val="ListParagraph"/>
+      </w:pPr>
+    </w:p>
+    <w:p>
+      <w:pPr>
+        <w:pStyle w:val="ListParagraph"/>
+      </w:pPr>
+    </w:p>
+    <w:p>
+      <w:pPr>
+        <w:pStyle w:val="ListParagraph"/>
+      </w:pPr>
+    </w:p>
+    <w:p>
+      <w:pPr>
+        <w:pStyle w:val="ListParagraph"/>
+      </w:pPr>
+    </w:p>
+    <w:p>
+      <w:pPr>
+        <w:pStyle w:val="ListParagraph"/>
+      </w:pPr>
+    </w:p>
+    <w:p>
+      <w:pPr>
+        <w:pStyle w:val="ListParagraph"/>
+      </w:pPr>
+    </w:p>
+    <w:p>
+      <w:pPr>
+        <w:pStyle w:val="ListParagraph"/>
+      </w:pPr>
+      <w:r>
+        <w:t>Challenges faced — at least two real issues you faced and how you resolved them.</w:t>
+      </w:r>
+    </w:p>
+    <w:p>
+      <w:pPr>
+        <w:pStyle w:val="ListParagraph"/>
+      </w:pPr>
+    </w:p>
+    <w:p>
+      <w:pPr>
+        <w:pStyle w:val="ListParagraph"/>
+      </w:pPr>
+    </w:p>
+    <w:p>
+      <w:pPr>
+        <w:pStyle w:val="ListParagraph"/>
+        <w:numPr>
+          <w:ilvl w:val="0"/>
+          <w:numId w:val="5"/>
+        </w:numPr>
+      </w:pPr>
+      <w:r>
+        <w:t xml:space="preserve">Coming out form the terminal in VS code </w:t>
+      </w:r>
+    </w:p>
+    <w:p>
+      <w:pPr>
+        <w:pStyle w:val="ListParagraph"/>
+        <w:numPr>
+          <w:ilvl w:val="0"/>
+          <w:numId w:val="6"/>
+        </w:numPr>
+      </w:pPr>
+      <w:r>
+        <w:t>Again,</w:t>
+      </w:r>
+      <w:r>
+        <w:t xml:space="preserve"> to be st</w:t>
+      </w:r>
+      <w:r>
+        <w:t>art</w:t>
+      </w:r>
+    </w:p>
+    <w:p>
+      <w:pPr>
+        <w:pStyle w:val="ListParagraph"/>
+        <w:numPr>
+          <w:ilvl w:val="0"/>
+          <w:numId w:val="5"/>
+        </w:numPr>
+      </w:pPr>
+      <w:r>
+        <w:t xml:space="preserve">File commit changeable </w:t>
+      </w:r>
+    </w:p>
+    <w:p>
+      <w:pPr>
+        <w:pStyle w:val="ListParagraph"/>
+        <w:ind w:left="1080"/>
+      </w:pPr>
+      <w:r>
+        <w:t xml:space="preserve">Continuous, checking the commit information and the history </w:t>
+      </w:r>
+    </w:p>
+    <w:p>
+      <w:pPr>
+        <w:pStyle w:val="ListParagraph"/>
+        <w:ind w:left="1080"/>
+      </w:pPr>
+      <w:r>
+        <w:t xml:space="preserve">Also, with file insert </w:t>
+      </w:r>
+    </w:p>
+    <w:p>
+      <w:pPr>
+        <w:pStyle w:val="ListParagraph"/>
+        <w:ind w:left="1080"/>
+      </w:pPr>
+    </w:p>
+    <w:p>
+      <w:pPr>
+        <w:pStyle w:val="ListParagraph"/>
+        <w:ind w:left="1080"/>
+      </w:pPr>
+      <w:r>
+        <w:t>Learnings — 3–4 lines on what you understood about Git and GitHub after completing this exercise.</w:t>
+      </w:r>
+    </w:p>
+    <w:p>
+      <w:pPr>
+        <w:pStyle w:val="ListParagraph"/>
+        <w:ind w:left="1080"/>
+      </w:pPr>
+    </w:p>
+    <w:p>
+      <w:pPr>
+        <w:pStyle w:val="ListParagraph"/>
+        <w:ind w:left="1080"/>
+      </w:pPr>
+      <w:r>
+        <w:t xml:space="preserve">  Git manages local file version tracking.</w:t>
+      </w:r>
+    </w:p>
+    <w:p>
+      <w:pPr>
+        <w:pStyle w:val="ListParagraph"/>
+        <w:ind w:left="1080"/>
+      </w:pPr>
+      <w:r>
+        <w:t>It records code changes over time.</w:t>
+      </w:r>
+    </w:p>
+    <w:p>
+      <w:pPr>
+        <w:pStyle w:val="ListParagraph"/>
+        <w:ind w:left="1080"/>
+      </w:pPr>
+      <w:r>
+        <w:t>G</w:t>
+      </w:r>
+      <w:r>
+        <w:t>itHub hosts these repositories online safely.</w:t>
+      </w:r>
+    </w:p>
+    <w:p>
+      <w:pPr>
+        <w:pStyle w:val="ListParagraph"/>
+        <w:ind w:left="1080"/>
+      </w:pPr>
+      <w:r>
+        <w:t xml:space="preserve"> It enables seamless team collaboration worldwide. </w:t>
+      </w:r>
+    </w:p>
+    <w:p>
+      <w:pPr>
+        <w:pStyle w:val="ListParagraph"/>
+        <w:ind w:left="1080"/>
+      </w:pPr>
+    </w:p>
     <w:sectPr>
       <w:pgSz w:w="11906" w:h="16838"/>
       <w:pgMar w:top="1440" w:right="1440" w:bottom="1440" w:left="1440" w:header="708" w:footer="708" w:gutter="0"/>
@@ -950,6 +1692,475 @@
 <file path=word/numbering.xml><?xml version="1.0" encoding="utf-8"?>
 <w:numbering xmlns:wpc="http://schemas.microsoft.com/office/word/2010/wordprocessingCanvas" xmlns:cx="http://schemas.microsoft.com/office/drawing/2014/chartex" xmlns:cx1="http://schemas.microsoft.com/office/drawing/2015/9/8/chartex" xmlns:cx2="http://schemas.microsoft.com/office/drawing/2015/10/21/chartex" xmlns:cx3="http://schemas.microsoft.com/office/drawing/2016/5/9/chartex" xmlns:cx4="http://schemas.microsoft.com/office/drawing/2016/5/10/chartex" xmlns:cx5="http://schemas.microsoft.com/office/drawing/2016/5/11/chartex" xmlns:cx6="http://schemas.microsoft.com/office/drawing/2016/5/12/chartex" xmlns:cx7="http://schemas.microsoft.com/office/drawing/2016/5/13/chartex" xmlns:cx8="http://schemas.microsoft.com/office/drawing/2016/5/14/chartex" xmlns:mc="http://schemas.openxmlformats.org/markup-compatibility/2006" xmlns:aink="http://schemas.microsoft.com/office/drawing/2016/ink" xmlns:am3d="http://schemas.microsoft.com/office/drawing/2017/model3d" xmlns:o="urn:schemas-microsoft-com:office:office" xmlns:oel="http://schemas.microsoft.com/office/2019/extlst" xmlns:r="http://schemas.openxmlformats.org/officeDocument/2006/relationships" xmlns:m="http://schemas.openxmlformats.org/officeDocument/2006/math" xmlns:v="urn:schemas-microsoft-com:vml" xmlns:wp14="http://schemas.microsoft.com/office/word/2010/wordprocessingDrawing" xmlns:wp="http://schemas.openxmlformats.org/drawingml/2006/wordprocessingDrawing" xmlns:w10="urn:schemas-microsoft-com:office:word" xmlns:w="http://schemas.openxmlformats.org/wordprocessingml/2006/main" xmlns:w14="http://schemas.microsoft.com/office/word/2010/wordml" xmlns:w15="http://schemas.microsoft.com/office/word/2012/wordml" xmlns:w16cei="http://schemas.microsoft.com/office/word/2026/wordml/cei" xmlns:w16cex="http://schemas.microsoft.com/office/word/2018/wordml/cex" xmlns:w16cid="http://schemas.microsoft.com/office/word/2016/wordml/cid" xmlns:w16="http://schemas.microsoft.com/office/word/2018/wordml" xmlns:w16du="http://schemas.microsoft.com/office/word/2023/wordml/word16du" xmlns:w16sdtdh="http://schemas.microsoft.com/office/word/2020/wordml/sdtdatahash" xmlns:w16sdtfl="http://schemas.microsoft.com/office/word/2024/wordml/sdtformatlock" xmlns:w16se="http://schemas.microsoft.com/office/word/2015/wordml/symex" xmlns:wpg="http://schemas.microsoft.com/office/word/2010/wordprocessingGroup" xmlns:wpi="http://schemas.microsoft.com/office/word/2010/wordprocessingInk" xmlns:wne="http://schemas.microsoft.com/office/word/2006/wordml" xmlns:wps="http://schemas.microsoft.com/office/word/2010/wordprocessingShape" mc:Ignorable="w14 w15 w16se w16cid w16 w16cex w16sdtdh w16sdtfl w16du wp14">
   <w:abstractNum w:abstractNumId="0" w15:restartNumberingAfterBreak="0">
+    <w:nsid w:val="136D7CED"/>
+    <w:multiLevelType w:val="hybridMultilevel"/>
+    <w:tmpl w:val="FBD49490"/>
+    <w:lvl w:ilvl="0" w:tplc="E110C6E6">
+      <w:start w:val="1"/>
+      <w:numFmt w:val="decimal"/>
+      <w:lvlText w:val="%1."/>
+      <w:lvlJc w:val="left"/>
+      <w:pPr>
+        <w:ind w:left="1080" w:hanging="360"/>
+      </w:pPr>
+      <w:rPr>
+        <w:rFonts w:hint="default"/>
+      </w:rPr>
+    </w:lvl>
+    <w:lvl w:ilvl="1" w:tplc="40090019" w:tentative="1">
+      <w:start w:val="1"/>
+      <w:numFmt w:val="lowerLetter"/>
+      <w:lvlText w:val="%2."/>
+      <w:lvlJc w:val="left"/>
+      <w:pPr>
+        <w:ind w:left="1800" w:hanging="360"/>
+      </w:pPr>
+    </w:lvl>
+    <w:lvl w:ilvl="2" w:tplc="4009001B" w:tentative="1">
+      <w:start w:val="1"/>
+      <w:numFmt w:val="lowerRoman"/>
+      <w:lvlText w:val="%3."/>
+      <w:lvlJc w:val="right"/>
+      <w:pPr>
+        <w:ind w:left="2520" w:hanging="180"/>
+      </w:pPr>
+    </w:lvl>
+    <w:lvl w:ilvl="3" w:tplc="4009000F" w:tentative="1">
+      <w:start w:val="1"/>
+      <w:numFmt w:val="decimal"/>
+      <w:lvlText w:val="%4."/>
+      <w:lvlJc w:val="left"/>
+      <w:pPr>
+        <w:ind w:left="3240" w:hanging="360"/>
+      </w:pPr>
+    </w:lvl>
+    <w:lvl w:ilvl="4" w:tplc="40090019" w:tentative="1">
+      <w:start w:val="1"/>
+      <w:numFmt w:val="lowerLetter"/>
+      <w:lvlText w:val="%5."/>
+      <w:lvlJc w:val="left"/>
+      <w:pPr>
+        <w:ind w:left="3960" w:hanging="360"/>
+      </w:pPr>
+    </w:lvl>
+    <w:lvl w:ilvl="5" w:tplc="4009001B" w:tentative="1">
+      <w:start w:val="1"/>
+      <w:numFmt w:val="lowerRoman"/>
+      <w:lvlText w:val="%6."/>
+      <w:lvlJc w:val="right"/>
+      <w:pPr>
+        <w:ind w:left="4680" w:hanging="180"/>
+      </w:pPr>
+    </w:lvl>
+    <w:lvl w:ilvl="6" w:tplc="4009000F" w:tentative="1">
+      <w:start w:val="1"/>
+      <w:numFmt w:val="decimal"/>
+      <w:lvlText w:val="%7."/>
+      <w:lvlJc w:val="left"/>
+      <w:pPr>
+        <w:ind w:left="5400" w:hanging="360"/>
+      </w:pPr>
+    </w:lvl>
+    <w:lvl w:ilvl="7" w:tplc="40090019" w:tentative="1">
+      <w:start w:val="1"/>
+      <w:numFmt w:val="lowerLetter"/>
+      <w:lvlText w:val="%8."/>
+      <w:lvlJc w:val="left"/>
+      <w:pPr>
+        <w:ind w:left="6120" w:hanging="360"/>
+      </w:pPr>
+    </w:lvl>
+    <w:lvl w:ilvl="8" w:tplc="4009001B" w:tentative="1">
+      <w:start w:val="1"/>
+      <w:numFmt w:val="lowerRoman"/>
+      <w:lvlText w:val="%9."/>
+      <w:lvlJc w:val="right"/>
+      <w:pPr>
+        <w:ind w:left="6840" w:hanging="180"/>
+      </w:pPr>
+    </w:lvl>
+  </w:abstractNum>
+  <w:abstractNum w:abstractNumId="1" w15:restartNumberingAfterBreak="0">
+    <w:nsid w:val="177B0A93"/>
+    <w:multiLevelType w:val="hybridMultilevel"/>
+    <w:tmpl w:val="16A4DDEA"/>
+    <w:lvl w:ilvl="0" w:tplc="5622C8C8">
+      <w:start w:val="1"/>
+      <w:numFmt w:val="decimal"/>
+      <w:lvlText w:val="%1."/>
+      <w:lvlJc w:val="left"/>
+      <w:pPr>
+        <w:ind w:left="1080" w:hanging="360"/>
+      </w:pPr>
+      <w:rPr>
+        <w:rFonts w:hint="default"/>
+      </w:rPr>
+    </w:lvl>
+    <w:lvl w:ilvl="1" w:tplc="40090019" w:tentative="1">
+      <w:start w:val="1"/>
+      <w:numFmt w:val="lowerLetter"/>
+      <w:lvlText w:val="%2."/>
+      <w:lvlJc w:val="left"/>
+      <w:pPr>
+        <w:ind w:left="1800" w:hanging="360"/>
+      </w:pPr>
+    </w:lvl>
+    <w:lvl w:ilvl="2" w:tplc="4009001B" w:tentative="1">
+      <w:start w:val="1"/>
+      <w:numFmt w:val="lowerRoman"/>
+      <w:lvlText w:val="%3."/>
+      <w:lvlJc w:val="right"/>
+      <w:pPr>
+        <w:ind w:left="2520" w:hanging="180"/>
+      </w:pPr>
+    </w:lvl>
+    <w:lvl w:ilvl="3" w:tplc="4009000F" w:tentative="1">
+      <w:start w:val="1"/>
+      <w:numFmt w:val="decimal"/>
+      <w:lvlText w:val="%4."/>
+      <w:lvlJc w:val="left"/>
+      <w:pPr>
+        <w:ind w:left="3240" w:hanging="360"/>
+      </w:pPr>
+    </w:lvl>
+    <w:lvl w:ilvl="4" w:tplc="40090019" w:tentative="1">
+      <w:start w:val="1"/>
+      <w:numFmt w:val="lowerLetter"/>
+      <w:lvlText w:val="%5."/>
+      <w:lvlJc w:val="left"/>
+      <w:pPr>
+        <w:ind w:left="3960" w:hanging="360"/>
+      </w:pPr>
+    </w:lvl>
+    <w:lvl w:ilvl="5" w:tplc="4009001B" w:tentative="1">
+      <w:start w:val="1"/>
+      <w:numFmt w:val="lowerRoman"/>
+      <w:lvlText w:val="%6."/>
+      <w:lvlJc w:val="right"/>
+      <w:pPr>
+        <w:ind w:left="4680" w:hanging="180"/>
+      </w:pPr>
+    </w:lvl>
+    <w:lvl w:ilvl="6" w:tplc="4009000F" w:tentative="1">
+      <w:start w:val="1"/>
+      <w:numFmt w:val="decimal"/>
+      <w:lvlText w:val="%7."/>
+      <w:lvlJc w:val="left"/>
+      <w:pPr>
+        <w:ind w:left="5400" w:hanging="360"/>
+      </w:pPr>
+    </w:lvl>
+    <w:lvl w:ilvl="7" w:tplc="40090019" w:tentative="1">
+      <w:start w:val="1"/>
+      <w:numFmt w:val="lowerLetter"/>
+      <w:lvlText w:val="%8."/>
+      <w:lvlJc w:val="left"/>
+      <w:pPr>
+        <w:ind w:left="6120" w:hanging="360"/>
+      </w:pPr>
+    </w:lvl>
+    <w:lvl w:ilvl="8" w:tplc="4009001B" w:tentative="1">
+      <w:start w:val="1"/>
+      <w:numFmt w:val="lowerRoman"/>
+      <w:lvlText w:val="%9."/>
+      <w:lvlJc w:val="right"/>
+      <w:pPr>
+        <w:ind w:left="6840" w:hanging="180"/>
+      </w:pPr>
+    </w:lvl>
+  </w:abstractNum>
+  <w:abstractNum w:abstractNumId="2" w15:restartNumberingAfterBreak="0">
+    <w:nsid w:val="1B7F1D71"/>
+    <w:multiLevelType w:val="hybridMultilevel"/>
+    <w:tmpl w:val="33B63EB8"/>
+    <w:lvl w:ilvl="0" w:tplc="4009000F">
+      <w:start w:val="1"/>
+      <w:numFmt w:val="decimal"/>
+      <w:lvlText w:val="%1."/>
+      <w:lvlJc w:val="left"/>
+      <w:pPr>
+        <w:ind w:left="720" w:hanging="360"/>
+      </w:pPr>
+      <w:rPr>
+        <w:rFonts w:hint="default"/>
+      </w:rPr>
+    </w:lvl>
+    <w:lvl w:ilvl="1" w:tplc="40090019" w:tentative="1">
+      <w:start w:val="1"/>
+      <w:numFmt w:val="lowerLetter"/>
+      <w:lvlText w:val="%2."/>
+      <w:lvlJc w:val="left"/>
+      <w:pPr>
+        <w:ind w:left="1440" w:hanging="360"/>
+      </w:pPr>
+    </w:lvl>
+    <w:lvl w:ilvl="2" w:tplc="4009001B" w:tentative="1">
+      <w:start w:val="1"/>
+      <w:numFmt w:val="lowerRoman"/>
+      <w:lvlText w:val="%3."/>
+      <w:lvlJc w:val="right"/>
+      <w:pPr>
+        <w:ind w:left="2160" w:hanging="180"/>
+      </w:pPr>
+    </w:lvl>
+    <w:lvl w:ilvl="3" w:tplc="4009000F" w:tentative="1">
+      <w:start w:val="1"/>
+      <w:numFmt w:val="decimal"/>
+      <w:lvlText w:val="%4."/>
+      <w:lvlJc w:val="left"/>
+      <w:pPr>
+        <w:ind w:left="2880" w:hanging="360"/>
+      </w:pPr>
+    </w:lvl>
+    <w:lvl w:ilvl="4" w:tplc="40090019" w:tentative="1">
+      <w:start w:val="1"/>
+      <w:numFmt w:val="lowerLetter"/>
+      <w:lvlText w:val="%5."/>
+      <w:lvlJc w:val="left"/>
+      <w:pPr>
+        <w:ind w:left="3600" w:hanging="360"/>
+      </w:pPr>
+    </w:lvl>
+    <w:lvl w:ilvl="5" w:tplc="4009001B" w:tentative="1">
+      <w:start w:val="1"/>
+      <w:numFmt w:val="lowerRoman"/>
+      <w:lvlText w:val="%6."/>
+      <w:lvlJc w:val="right"/>
+      <w:pPr>
+        <w:ind w:left="4320" w:hanging="180"/>
+      </w:pPr>
+    </w:lvl>
+    <w:lvl w:ilvl="6" w:tplc="4009000F" w:tentative="1">
+      <w:start w:val="1"/>
+      <w:numFmt w:val="decimal"/>
+      <w:lvlText w:val="%7."/>
+      <w:lvlJc w:val="left"/>
+      <w:pPr>
+        <w:ind w:left="5040" w:hanging="360"/>
+      </w:pPr>
+    </w:lvl>
+    <w:lvl w:ilvl="7" w:tplc="40090019" w:tentative="1">
+      <w:start w:val="1"/>
+      <w:numFmt w:val="lowerLetter"/>
+      <w:lvlText w:val="%8."/>
+      <w:lvlJc w:val="left"/>
+      <w:pPr>
+        <w:ind w:left="5760" w:hanging="360"/>
+      </w:pPr>
+    </w:lvl>
+    <w:lvl w:ilvl="8" w:tplc="4009001B" w:tentative="1">
+      <w:start w:val="1"/>
+      <w:numFmt w:val="lowerRoman"/>
+      <w:lvlText w:val="%9."/>
+      <w:lvlJc w:val="right"/>
+      <w:pPr>
+        <w:ind w:left="6480" w:hanging="180"/>
+      </w:pPr>
+    </w:lvl>
+  </w:abstractNum>
+  <w:abstractNum w:abstractNumId="3" w15:restartNumberingAfterBreak="0">
+    <w:nsid w:val="29457EA3"/>
+    <w:multiLevelType w:val="hybridMultilevel"/>
+    <w:tmpl w:val="9D36CD70"/>
+    <w:lvl w:ilvl="0" w:tplc="C3ECC4C0">
+      <w:start w:val="1"/>
+      <w:numFmt w:val="bullet"/>
+      <w:lvlText w:val=""/>
+      <w:lvlJc w:val="left"/>
+      <w:pPr>
+        <w:ind w:left="1440" w:hanging="360"/>
+      </w:pPr>
+      <w:rPr>
+        <w:rFonts w:ascii="Wingdings" w:eastAsiaTheme="minorHAnsi" w:hAnsi="Wingdings" w:cstheme="minorBidi" w:hint="default"/>
+      </w:rPr>
+    </w:lvl>
+    <w:lvl w:ilvl="1" w:tplc="40090003" w:tentative="1">
+      <w:start w:val="1"/>
+      <w:numFmt w:val="bullet"/>
+      <w:lvlText w:val="o"/>
+      <w:lvlJc w:val="left"/>
+      <w:pPr>
+        <w:ind w:left="2160" w:hanging="360"/>
+      </w:pPr>
+      <w:rPr>
+        <w:rFonts w:ascii="Courier New" w:hAnsi="Courier New" w:cs="Courier New" w:hint="default"/>
+      </w:rPr>
+    </w:lvl>
+    <w:lvl w:ilvl="2" w:tplc="40090005" w:tentative="1">
+      <w:start w:val="1"/>
+      <w:numFmt w:val="bullet"/>
+      <w:lvlText w:val=""/>
+      <w:lvlJc w:val="left"/>
+      <w:pPr>
+        <w:ind w:left="2880" w:hanging="360"/>
+      </w:pPr>
+      <w:rPr>
+        <w:rFonts w:ascii="Wingdings" w:hAnsi="Wingdings" w:hint="default"/>
+      </w:rPr>
+    </w:lvl>
+    <w:lvl w:ilvl="3" w:tplc="40090001" w:tentative="1">
+      <w:start w:val="1"/>
+      <w:numFmt w:val="bullet"/>
+      <w:lvlText w:val=""/>
+      <w:lvlJc w:val="left"/>
+      <w:pPr>
+        <w:ind w:left="3600" w:hanging="360"/>
+      </w:pPr>
+      <w:rPr>
+        <w:rFonts w:ascii="Symbol" w:hAnsi="Symbol" w:hint="default"/>
+      </w:rPr>
+    </w:lvl>
+    <w:lvl w:ilvl="4" w:tplc="40090003" w:tentative="1">
+      <w:start w:val="1"/>
+      <w:numFmt w:val="bullet"/>
+      <w:lvlText w:val="o"/>
+      <w:lvlJc w:val="left"/>
+      <w:pPr>
+        <w:ind w:left="4320" w:hanging="360"/>
+      </w:pPr>
+      <w:rPr>
+        <w:rFonts w:ascii="Courier New" w:hAnsi="Courier New" w:cs="Courier New" w:hint="default"/>
+      </w:rPr>
+    </w:lvl>
+    <w:lvl w:ilvl="5" w:tplc="40090005" w:tentative="1">
+      <w:start w:val="1"/>
+      <w:numFmt w:val="bullet"/>
+      <w:lvlText w:val=""/>
+      <w:lvlJc w:val="left"/>
+      <w:pPr>
+        <w:ind w:left="5040" w:hanging="360"/>
+      </w:pPr>
+      <w:rPr>
+        <w:rFonts w:ascii="Wingdings" w:hAnsi="Wingdings" w:hint="default"/>
+      </w:rPr>
+    </w:lvl>
+    <w:lvl w:ilvl="6" w:tplc="40090001" w:tentative="1">
+      <w:start w:val="1"/>
+      <w:numFmt w:val="bullet"/>
+      <w:lvlText w:val=""/>
+      <w:lvlJc w:val="left"/>
+      <w:pPr>
+        <w:ind w:left="5760" w:hanging="360"/>
+      </w:pPr>
+      <w:rPr>
+        <w:rFonts w:ascii="Symbol" w:hAnsi="Symbol" w:hint="default"/>
+      </w:rPr>
+    </w:lvl>
+    <w:lvl w:ilvl="7" w:tplc="40090003" w:tentative="1">
+      <w:start w:val="1"/>
+      <w:numFmt w:val="bullet"/>
+      <w:lvlText w:val="o"/>
+      <w:lvlJc w:val="left"/>
+      <w:pPr>
+        <w:ind w:left="6480" w:hanging="360"/>
+      </w:pPr>
+      <w:rPr>
+        <w:rFonts w:ascii="Courier New" w:hAnsi="Courier New" w:cs="Courier New" w:hint="default"/>
+      </w:rPr>
+    </w:lvl>
+    <w:lvl w:ilvl="8" w:tplc="40090005" w:tentative="1">
+      <w:start w:val="1"/>
+      <w:numFmt w:val="bullet"/>
+      <w:lvlText w:val=""/>
+      <w:lvlJc w:val="left"/>
+      <w:pPr>
+        <w:ind w:left="7200" w:hanging="360"/>
+      </w:pPr>
+      <w:rPr>
+        <w:rFonts w:ascii="Wingdings" w:hAnsi="Wingdings" w:hint="default"/>
+      </w:rPr>
+    </w:lvl>
+  </w:abstractNum>
+  <w:abstractNum w:abstractNumId="4" w15:restartNumberingAfterBreak="0">
+    <w:nsid w:val="3CAB35AD"/>
+    <w:multiLevelType w:val="hybridMultilevel"/>
+    <w:tmpl w:val="2AC8AFCC"/>
+    <w:lvl w:ilvl="0" w:tplc="4009000F">
+      <w:start w:val="1"/>
+      <w:numFmt w:val="decimal"/>
+      <w:lvlText w:val="%1."/>
+      <w:lvlJc w:val="left"/>
+      <w:pPr>
+        <w:ind w:left="720" w:hanging="360"/>
+      </w:pPr>
+      <w:rPr>
+        <w:rFonts w:hint="default"/>
+      </w:rPr>
+    </w:lvl>
+    <w:lvl w:ilvl="1" w:tplc="40090019" w:tentative="1">
+      <w:start w:val="1"/>
+      <w:numFmt w:val="lowerLetter"/>
+      <w:lvlText w:val="%2."/>
+      <w:lvlJc w:val="left"/>
+      <w:pPr>
+        <w:ind w:left="1440" w:hanging="360"/>
+      </w:pPr>
+    </w:lvl>
+    <w:lvl w:ilvl="2" w:tplc="4009001B" w:tentative="1">
+      <w:start w:val="1"/>
+      <w:numFmt w:val="lowerRoman"/>
+      <w:lvlText w:val="%3."/>
+      <w:lvlJc w:val="right"/>
+      <w:pPr>
+        <w:ind w:left="2160" w:hanging="180"/>
+      </w:pPr>
+    </w:lvl>
+    <w:lvl w:ilvl="3" w:tplc="4009000F" w:tentative="1">
+      <w:start w:val="1"/>
+      <w:numFmt w:val="decimal"/>
+      <w:lvlText w:val="%4."/>
+      <w:lvlJc w:val="left"/>
+      <w:pPr>
+        <w:ind w:left="2880" w:hanging="360"/>
+      </w:pPr>
+    </w:lvl>
+    <w:lvl w:ilvl="4" w:tplc="40090019" w:tentative="1">
+      <w:start w:val="1"/>
+      <w:numFmt w:val="lowerLetter"/>
+      <w:lvlText w:val="%5."/>
+      <w:lvlJc w:val="left"/>
+      <w:pPr>
+        <w:ind w:left="3600" w:hanging="360"/>
+      </w:pPr>
+    </w:lvl>
+    <w:lvl w:ilvl="5" w:tplc="4009001B" w:tentative="1">
+      <w:start w:val="1"/>
+      <w:numFmt w:val="lowerRoman"/>
+      <w:lvlText w:val="%6."/>
+      <w:lvlJc w:val="right"/>
+      <w:pPr>
+        <w:ind w:left="4320" w:hanging="180"/>
+      </w:pPr>
+    </w:lvl>
+    <w:lvl w:ilvl="6" w:tplc="4009000F" w:tentative="1">
+      <w:start w:val="1"/>
+      <w:numFmt w:val="decimal"/>
+      <w:lvlText w:val="%7."/>
+      <w:lvlJc w:val="left"/>
+      <w:pPr>
+        <w:ind w:left="5040" w:hanging="360"/>
+      </w:pPr>
+    </w:lvl>
+    <w:lvl w:ilvl="7" w:tplc="40090019" w:tentative="1">
+      <w:start w:val="1"/>
+      <w:numFmt w:val="lowerLetter"/>
+      <w:lvlText w:val="%8."/>
+      <w:lvlJc w:val="left"/>
+      <w:pPr>
+        <w:ind w:left="5760" w:hanging="360"/>
+      </w:pPr>
+    </w:lvl>
+    <w:lvl w:ilvl="8" w:tplc="4009001B" w:tentative="1">
+      <w:start w:val="1"/>
+      <w:numFmt w:val="lowerRoman"/>
+      <w:lvlText w:val="%9."/>
+      <w:lvlJc w:val="right"/>
+      <w:pPr>
+        <w:ind w:left="6480" w:hanging="180"/>
+      </w:pPr>
+    </w:lvl>
+  </w:abstractNum>
+  <w:abstractNum w:abstractNumId="5" w15:restartNumberingAfterBreak="0">
     <w:nsid w:val="474C6BCD"/>
     <w:multiLevelType w:val="hybridMultilevel"/>
     <w:tmpl w:val="627E04D2"/>
@@ -1039,7 +2250,22 @@
     </w:lvl>
   </w:abstractNum>
   <w:num w:numId="1" w16cid:durableId="880282508">
+    <w:abstractNumId w:val="5"/>
+  </w:num>
+  <w:num w:numId="2" w16cid:durableId="1129201094">
+    <w:abstractNumId w:val="2"/>
+  </w:num>
+  <w:num w:numId="3" w16cid:durableId="1301226261">
+    <w:abstractNumId w:val="4"/>
+  </w:num>
+  <w:num w:numId="4" w16cid:durableId="575629289">
+    <w:abstractNumId w:val="1"/>
+  </w:num>
+  <w:num w:numId="5" w16cid:durableId="62065099">
     <w:abstractNumId w:val="0"/>
+  </w:num>
+  <w:num w:numId="6" w16cid:durableId="224028204">
+    <w:abstractNumId w:val="3"/>
   </w:num>
 </w:numbering>
 </file>
@@ -1960,6 +3186,29 @@
       <w:spacing w:val="5"/>
     </w:rPr>
   </w:style>
+  <w:style w:type="character" w:styleId="Hyperlink">
+    <w:name w:val="Hyperlink"/>
+    <w:basedOn w:val="DefaultParagraphFont"/>
+    <w:uiPriority w:val="99"/>
+    <w:unhideWhenUsed/>
+    <w:rsid w:val="00BA23FD"/>
+    <w:rPr>
+      <w:color w:val="0563C1" w:themeColor="hyperlink"/>
+      <w:u w:val="single"/>
+    </w:rPr>
+  </w:style>
+  <w:style w:type="character" w:styleId="UnresolvedMention">
+    <w:name w:val="Unresolved Mention"/>
+    <w:basedOn w:val="DefaultParagraphFont"/>
+    <w:uiPriority w:val="99"/>
+    <w:semiHidden/>
+    <w:unhideWhenUsed/>
+    <w:rsid w:val="00BA23FD"/>
+    <w:rPr>
+      <w:color w:val="605E5C"/>
+      <w:shd w:val="clear" w:color="auto" w:fill="E1DFDD"/>
+    </w:rPr>
+  </w:style>
 </w:styles>
 </file>
 
